--- a/Pentesting/Download Nmap through command prompt.docx
+++ b/Pentesting/Download Nmap through command prompt.docx
@@ -65,7 +65,22 @@
         </w:numPr>
       </w:pPr>
       <w:r>
-        <w:t xml:space="preserve">A network mapper, free to all, open-source tool used by network admin and security professionals for network discovery and security auditing. </w:t>
+        <w:t>A network mapper, free to all, open-source</w:t>
+      </w:r>
+      <w:r>
+        <w:t xml:space="preserve"> software utility</w:t>
+      </w:r>
+      <w:r>
+        <w:t xml:space="preserve"> tool used by </w:t>
+      </w:r>
+      <w:r>
+        <w:rPr>
+          <w:highlight w:val="yellow"/>
+        </w:rPr>
+        <w:t>network admin</w:t>
+      </w:r>
+      <w:r>
+        <w:t xml:space="preserve"> and security professionals for network discovery and security auditing. </w:t>
       </w:r>
     </w:p>
     <w:p>
@@ -380,11 +395,16 @@
         <w:t>Note</w:t>
       </w:r>
       <w:r>
-        <w:t>: To clear your screen in command prompt, use the command, cl</w:t>
+        <w:t xml:space="preserve">: To clear your screen in command prompt, use the command, </w:t>
+      </w:r>
+      <w:proofErr w:type="spellStart"/>
+      <w:r>
+        <w:t>cl</w:t>
       </w:r>
       <w:r>
         <w:t>s</w:t>
       </w:r>
+      <w:proofErr w:type="spellEnd"/>
       <w:r>
         <w:t xml:space="preserve"> and press Enter. </w:t>
       </w:r>
@@ -482,7 +502,15 @@
         </w:numPr>
       </w:pPr>
       <w:r>
-        <w:t xml:space="preserve">Insecure.Nmap: The specific package ID for Nmap. Insecure refers to the insecure.Org, the official organization that develops Nmap. </w:t>
+        <w:t xml:space="preserve">Insecure.Nmap: The specific package ID for Nmap. Insecure refers to the </w:t>
+      </w:r>
+      <w:proofErr w:type="gramStart"/>
+      <w:r>
+        <w:t>insecure.Org</w:t>
+      </w:r>
+      <w:proofErr w:type="gramEnd"/>
+      <w:r>
+        <w:t xml:space="preserve">, the official organization that develops Nmap. </w:t>
       </w:r>
     </w:p>
     <w:p>
@@ -492,14 +520,42 @@
           <w:ilvl w:val="0"/>
           <w:numId w:val="1"/>
         </w:numPr>
-      </w:pPr>
-      <w:r>
+        <w:rPr>
+          <w:b/>
+          <w:bCs/>
+          <w:sz w:val="36"/>
+          <w:szCs w:val="36"/>
+          <w:highlight w:val="yellow"/>
+        </w:rPr>
+      </w:pPr>
+      <w:r>
+        <w:rPr>
+          <w:b/>
+          <w:bCs/>
+          <w:sz w:val="36"/>
+          <w:szCs w:val="36"/>
+          <w:highlight w:val="yellow"/>
+        </w:rPr>
         <w:t>First</w:t>
       </w:r>
       <w:r>
+        <w:rPr>
+          <w:b/>
+          <w:bCs/>
+          <w:sz w:val="36"/>
+          <w:szCs w:val="36"/>
+          <w:highlight w:val="yellow"/>
+        </w:rPr>
         <w:t>,</w:t>
       </w:r>
       <w:r>
+        <w:rPr>
+          <w:b/>
+          <w:bCs/>
+          <w:sz w:val="36"/>
+          <w:szCs w:val="36"/>
+          <w:highlight w:val="yellow"/>
+        </w:rPr>
         <w:t xml:space="preserve"> I came to the issue with Nmap download:</w:t>
       </w:r>
     </w:p>
@@ -548,7 +604,17 @@
         </w:numPr>
       </w:pPr>
       <w:r>
-        <w:t xml:space="preserve">When you run winget install nmap, the tool downloads the installer to a hidden folder in your AppData\Local\Temp directory. </w:t>
+        <w:t xml:space="preserve">When you run </w:t>
+      </w:r>
+      <w:r>
+        <w:rPr>
+          <w:b/>
+          <w:bCs/>
+        </w:rPr>
+        <w:t>winget install nmap</w:t>
+      </w:r>
+      <w:r>
+        <w:t xml:space="preserve">, the tool downloads the installer to a hidden folder in your AppData\Local\Temp directory. </w:t>
       </w:r>
     </w:p>
     <w:p>
@@ -705,7 +771,15 @@
         </w:numPr>
       </w:pPr>
       <w:r>
-        <w:t xml:space="preserve">Note: installer tip: make sure you agree to install Npcap, as Nmap requires it to capture network packets on Windows. </w:t>
+        <w:t xml:space="preserve">Note: installer tip: make sure you agree to install </w:t>
+      </w:r>
+      <w:proofErr w:type="spellStart"/>
+      <w:r>
+        <w:t>Npcap</w:t>
+      </w:r>
+      <w:proofErr w:type="spellEnd"/>
+      <w:r>
+        <w:t xml:space="preserve">, as Nmap requires it to capture network packets on Windows. </w:t>
       </w:r>
     </w:p>
     <w:p>
@@ -733,52 +807,10 @@
           <w:highlight w:val="yellow"/>
           <w:u w:val="single"/>
         </w:rPr>
-        <w:t xml:space="preserve">Try downloading nmap through WSL (ubuntuKali), it is much more reliable to install it there. </w:t>
-      </w:r>
-    </w:p>
-    <w:p>
-      <w:pPr>
-        <w:pStyle w:val="ListParagraph"/>
-        <w:numPr>
-          <w:ilvl w:val="1"/>
-          <w:numId w:val="1"/>
-        </w:numPr>
-      </w:pPr>
-      <w:r>
-        <w:t>How to set up WSL (Quick Method) through command prompt:</w:t>
-      </w:r>
-    </w:p>
-    <w:p>
-      <w:pPr>
-        <w:pStyle w:val="ListParagraph"/>
-        <w:numPr>
-          <w:ilvl w:val="2"/>
-          <w:numId w:val="1"/>
-        </w:numPr>
-      </w:pPr>
-      <w:r>
-        <w:t>Type, wsl --install.</w:t>
-      </w:r>
-    </w:p>
-    <w:p>
-      <w:pPr>
-        <w:pStyle w:val="ListParagraph"/>
-        <w:numPr>
-          <w:ilvl w:val="2"/>
-          <w:numId w:val="1"/>
-        </w:numPr>
-      </w:pPr>
-      <w:r>
-        <w:t xml:space="preserve">Restart computer once this has been downloaded before using wsl. </w:t>
-      </w:r>
-    </w:p>
-    <w:p>
-      <w:pPr>
-        <w:pStyle w:val="ListParagraph"/>
-        <w:numPr>
-          <w:ilvl w:val="0"/>
-          <w:numId w:val="1"/>
-        </w:numPr>
+        <w:t>Try downloading nmap through WSL (</w:t>
+      </w:r>
+      <w:proofErr w:type="spellStart"/>
+      <w:r>
         <w:rPr>
           <w:b/>
           <w:bCs/>
@@ -787,7 +819,9 @@
           <w:highlight w:val="yellow"/>
           <w:u w:val="single"/>
         </w:rPr>
-      </w:pPr>
+        <w:t>ubuntuKali</w:t>
+      </w:r>
+      <w:proofErr w:type="spellEnd"/>
       <w:r>
         <w:rPr>
           <w:b/>
@@ -797,7 +831,7 @@
           <w:highlight w:val="yellow"/>
           <w:u w:val="single"/>
         </w:rPr>
-        <w:t>Try downloading it through python library:</w:t>
+        <w:t xml:space="preserve">), it is much more reliable to install it there. </w:t>
       </w:r>
     </w:p>
     <w:p>
@@ -809,19 +843,7 @@
         </w:numPr>
       </w:pPr>
       <w:r>
-        <w:t xml:space="preserve">Exit python. </w:t>
-      </w:r>
-    </w:p>
-    <w:p>
-      <w:pPr>
-        <w:pStyle w:val="ListParagraph"/>
-        <w:numPr>
-          <w:ilvl w:val="1"/>
-          <w:numId w:val="1"/>
-        </w:numPr>
-      </w:pPr>
-      <w:r>
-        <w:t xml:space="preserve">Verify the prompt: </w:t>
+        <w:t>How to set up WSL (Quick Method) through command prompt:</w:t>
       </w:r>
     </w:p>
     <w:p>
@@ -833,7 +855,7 @@
         </w:numPr>
       </w:pPr>
       <w:r>
-        <w:t>You should see a standard system prompt. Not &gt;&gt;&gt;</w:t>
+        <w:t>Type, wsl --install.</w:t>
       </w:r>
     </w:p>
     <w:p>
@@ -845,30 +867,15 @@
         </w:numPr>
       </w:pPr>
       <w:r>
-        <w:t xml:space="preserve">Run the command, pip install python-nmap </w:t>
-      </w:r>
-    </w:p>
-    <w:p>
-      <w:pPr>
-        <w:pStyle w:val="ListParagraph"/>
-        <w:numPr>
-          <w:ilvl w:val="2"/>
-          <w:numId w:val="1"/>
-        </w:numPr>
-      </w:pPr>
-      <w:r>
-        <w:t>Command: pip install python3-nmap</w:t>
-      </w:r>
-    </w:p>
-    <w:p/>
-    <w:p/>
-    <w:p/>
+        <w:t xml:space="preserve">Restart computer once this has been downloaded before using wsl. </w:t>
+      </w:r>
+    </w:p>
     <w:p>
       <w:pPr>
         <w:pStyle w:val="ListParagraph"/>
         <w:numPr>
           <w:ilvl w:val="0"/>
-          <w:numId w:val="2"/>
+          <w:numId w:val="1"/>
         </w:numPr>
         <w:rPr>
           <w:b/>
@@ -888,6 +895,97 @@
           <w:highlight w:val="yellow"/>
           <w:u w:val="single"/>
         </w:rPr>
+        <w:t>Try downloading it through python library:</w:t>
+      </w:r>
+    </w:p>
+    <w:p>
+      <w:pPr>
+        <w:pStyle w:val="ListParagraph"/>
+        <w:numPr>
+          <w:ilvl w:val="1"/>
+          <w:numId w:val="1"/>
+        </w:numPr>
+      </w:pPr>
+      <w:r>
+        <w:t xml:space="preserve">Exit python. </w:t>
+      </w:r>
+    </w:p>
+    <w:p>
+      <w:pPr>
+        <w:pStyle w:val="ListParagraph"/>
+        <w:numPr>
+          <w:ilvl w:val="1"/>
+          <w:numId w:val="1"/>
+        </w:numPr>
+      </w:pPr>
+      <w:r>
+        <w:t xml:space="preserve">Verify the prompt: </w:t>
+      </w:r>
+    </w:p>
+    <w:p>
+      <w:pPr>
+        <w:pStyle w:val="ListParagraph"/>
+        <w:numPr>
+          <w:ilvl w:val="2"/>
+          <w:numId w:val="1"/>
+        </w:numPr>
+      </w:pPr>
+      <w:r>
+        <w:t>You should see a standard system prompt. Not &gt;&gt;&gt;</w:t>
+      </w:r>
+    </w:p>
+    <w:p>
+      <w:pPr>
+        <w:pStyle w:val="ListParagraph"/>
+        <w:numPr>
+          <w:ilvl w:val="2"/>
+          <w:numId w:val="1"/>
+        </w:numPr>
+      </w:pPr>
+      <w:r>
+        <w:t xml:space="preserve">Run the command, pip install python-nmap </w:t>
+      </w:r>
+    </w:p>
+    <w:p>
+      <w:pPr>
+        <w:pStyle w:val="ListParagraph"/>
+        <w:numPr>
+          <w:ilvl w:val="2"/>
+          <w:numId w:val="1"/>
+        </w:numPr>
+      </w:pPr>
+      <w:r>
+        <w:t>Command: pip install python3-nmap</w:t>
+      </w:r>
+    </w:p>
+    <w:p/>
+    <w:p/>
+    <w:p/>
+    <w:p>
+      <w:pPr>
+        <w:pStyle w:val="ListParagraph"/>
+        <w:numPr>
+          <w:ilvl w:val="0"/>
+          <w:numId w:val="2"/>
+        </w:numPr>
+        <w:rPr>
+          <w:b/>
+          <w:bCs/>
+          <w:sz w:val="36"/>
+          <w:szCs w:val="36"/>
+          <w:highlight w:val="yellow"/>
+          <w:u w:val="single"/>
+        </w:rPr>
+      </w:pPr>
+      <w:r>
+        <w:rPr>
+          <w:b/>
+          <w:bCs/>
+          <w:sz w:val="36"/>
+          <w:szCs w:val="36"/>
+          <w:highlight w:val="yellow"/>
+          <w:u w:val="single"/>
+        </w:rPr>
         <w:t xml:space="preserve">Using Python to do malware scanning and creating a VPN. </w:t>
       </w:r>
     </w:p>
@@ -914,64 +1012,10 @@
           <w:szCs w:val="32"/>
           <w:highlight w:val="cyan"/>
         </w:rPr>
-        <w:t xml:space="preserve">Build a custom scanner using theses methods: </w:t>
-      </w:r>
-    </w:p>
-    <w:p>
-      <w:pPr>
-        <w:pStyle w:val="ListParagraph"/>
-        <w:numPr>
-          <w:ilvl w:val="2"/>
-          <w:numId w:val="2"/>
-        </w:numPr>
-      </w:pPr>
-      <w:r>
-        <w:t xml:space="preserve">Signature-Base Detection: using hashlib to calculate a file’s hash. </w:t>
-      </w:r>
-    </w:p>
-    <w:p>
-      <w:pPr>
-        <w:pStyle w:val="ListParagraph"/>
-        <w:numPr>
-          <w:ilvl w:val="2"/>
-          <w:numId w:val="2"/>
-        </w:numPr>
-      </w:pPr>
-      <w:r>
-        <w:t xml:space="preserve">Pattern Matching: The yara-python library allows you to use YARA rules to scan files or directories for specific patterns or “signatures” found in malware. </w:t>
-      </w:r>
-    </w:p>
-    <w:p>
-      <w:pPr>
-        <w:pStyle w:val="ListParagraph"/>
-        <w:numPr>
-          <w:ilvl w:val="2"/>
-          <w:numId w:val="2"/>
-        </w:numPr>
-      </w:pPr>
-      <w:r>
-        <w:t xml:space="preserve">Behavioral monitoring: Libraries like watchdog can monitor file system changes in real-time, while psutil can list active network connections to find suspicious outbound traffic. </w:t>
-      </w:r>
-    </w:p>
-    <w:p>
-      <w:pPr>
-        <w:pStyle w:val="ListParagraph"/>
-        <w:numPr>
-          <w:ilvl w:val="2"/>
-          <w:numId w:val="2"/>
-        </w:numPr>
-      </w:pPr>
-      <w:r>
-        <w:t xml:space="preserve">External APIs: Integrate with services like VirusTotal through their API to check file hashes against dozens of different antivirus engines </w:t>
-      </w:r>
-    </w:p>
-    <w:p>
-      <w:pPr>
-        <w:pStyle w:val="ListParagraph"/>
-        <w:numPr>
-          <w:ilvl w:val="1"/>
-          <w:numId w:val="2"/>
-        </w:numPr>
+        <w:t xml:space="preserve">Build a custom scanner using </w:t>
+      </w:r>
+      <w:proofErr w:type="spellStart"/>
+      <w:r>
         <w:rPr>
           <w:b/>
           <w:bCs/>
@@ -979,7 +1023,9 @@
           <w:szCs w:val="32"/>
           <w:highlight w:val="cyan"/>
         </w:rPr>
-      </w:pPr>
+        <w:t>theses</w:t>
+      </w:r>
+      <w:proofErr w:type="spellEnd"/>
       <w:r>
         <w:rPr>
           <w:b/>
@@ -988,7 +1034,7 @@
           <w:szCs w:val="32"/>
           <w:highlight w:val="cyan"/>
         </w:rPr>
-        <w:t>Creating a VPN with python:</w:t>
+        <w:t xml:space="preserve"> methods: </w:t>
       </w:r>
     </w:p>
     <w:p>
@@ -1000,6 +1046,80 @@
         </w:numPr>
       </w:pPr>
       <w:r>
+        <w:t xml:space="preserve">Signature-Base Detection: using hashlib to calculate a file’s hash. </w:t>
+      </w:r>
+    </w:p>
+    <w:p>
+      <w:pPr>
+        <w:pStyle w:val="ListParagraph"/>
+        <w:numPr>
+          <w:ilvl w:val="2"/>
+          <w:numId w:val="2"/>
+        </w:numPr>
+      </w:pPr>
+      <w:r>
+        <w:t xml:space="preserve">Pattern Matching: The yara-python library allows you to use YARA rules to scan files or directories for specific patterns or “signatures” found in malware. </w:t>
+      </w:r>
+    </w:p>
+    <w:p>
+      <w:pPr>
+        <w:pStyle w:val="ListParagraph"/>
+        <w:numPr>
+          <w:ilvl w:val="2"/>
+          <w:numId w:val="2"/>
+        </w:numPr>
+      </w:pPr>
+      <w:r>
+        <w:t xml:space="preserve">Behavioral monitoring: Libraries like watchdog can monitor file system changes in real-time, while psutil can list active network connections to find suspicious outbound traffic. </w:t>
+      </w:r>
+    </w:p>
+    <w:p>
+      <w:pPr>
+        <w:pStyle w:val="ListParagraph"/>
+        <w:numPr>
+          <w:ilvl w:val="2"/>
+          <w:numId w:val="2"/>
+        </w:numPr>
+      </w:pPr>
+      <w:r>
+        <w:t xml:space="preserve">External APIs: Integrate with services like VirusTotal through their API to check file hashes against dozens of different antivirus engines </w:t>
+      </w:r>
+    </w:p>
+    <w:p>
+      <w:pPr>
+        <w:pStyle w:val="ListParagraph"/>
+        <w:numPr>
+          <w:ilvl w:val="1"/>
+          <w:numId w:val="2"/>
+        </w:numPr>
+        <w:rPr>
+          <w:b/>
+          <w:bCs/>
+          <w:sz w:val="32"/>
+          <w:szCs w:val="32"/>
+          <w:highlight w:val="cyan"/>
+        </w:rPr>
+      </w:pPr>
+      <w:r>
+        <w:rPr>
+          <w:b/>
+          <w:bCs/>
+          <w:sz w:val="32"/>
+          <w:szCs w:val="32"/>
+          <w:highlight w:val="cyan"/>
+        </w:rPr>
+        <w:t>Creating a VPN with python:</w:t>
+      </w:r>
+    </w:p>
+    <w:p>
+      <w:pPr>
+        <w:pStyle w:val="ListParagraph"/>
+        <w:numPr>
+          <w:ilvl w:val="2"/>
+          <w:numId w:val="2"/>
+        </w:numPr>
+      </w:pPr>
+      <w:r>
         <w:lastRenderedPageBreak/>
         <w:t>While professional VPNs are usually written in low-level languages like C++ or C for performance, you can create a functional VPN tunnel in Python for educational or specialized purposes</w:t>
       </w:r>
@@ -1025,7 +1145,15 @@
         </w:numPr>
       </w:pPr>
       <w:r>
-        <w:t xml:space="preserve">Encryption: the Cryptography of PyCryptodome libraires are used to handle the necessary encryption, decryption, and secure key exchange for the tunnel. </w:t>
+        <w:t xml:space="preserve">Encryption: the Cryptography of </w:t>
+      </w:r>
+      <w:proofErr w:type="spellStart"/>
+      <w:r>
+        <w:t>PyCryptodome</w:t>
+      </w:r>
+      <w:proofErr w:type="spellEnd"/>
+      <w:r>
+        <w:t xml:space="preserve"> libraires are used to handle the necessary encryption, decryption, and secure key exchange for the tunnel. </w:t>
       </w:r>
     </w:p>
     <w:p>
@@ -1068,7 +1196,33 @@
           <w:szCs w:val="28"/>
           <w:highlight w:val="cyan"/>
         </w:rPr>
-        <w:t xml:space="preserve">Python-vpn project on GitHub </w:t>
+        <w:t>Python-</w:t>
+      </w:r>
+      <w:proofErr w:type="spellStart"/>
+      <w:r>
+        <w:rPr>
+          <w:b/>
+          <w:bCs/>
+          <w:i/>
+          <w:iCs/>
+          <w:sz w:val="28"/>
+          <w:szCs w:val="28"/>
+          <w:highlight w:val="cyan"/>
+        </w:rPr>
+        <w:t>vpn</w:t>
+      </w:r>
+      <w:proofErr w:type="spellEnd"/>
+      <w:r>
+        <w:rPr>
+          <w:b/>
+          <w:bCs/>
+          <w:i/>
+          <w:iCs/>
+          <w:sz w:val="28"/>
+          <w:szCs w:val="28"/>
+          <w:highlight w:val="cyan"/>
+        </w:rPr>
+        <w:t xml:space="preserve"> project on GitHub </w:t>
       </w:r>
       <w:r>
         <w:rPr>
